--- a/SubmissionDocument/SAMPLE_OUTPUT.docx
+++ b/SubmissionDocument/SAMPLE_OUTPUT.docx
@@ -609,6 +609,57 @@
               <w:rPr>
                 <w:sz w:val="20"/>
               </w:rPr>
+              <w:t>Welcome page</w:t>
+            </w:r>
+          </w:p>
+        </w:tc>
+        <w:tc>
+          <w:tcPr>
+            <w:tcW w:type="dxa" w:w="4320"/>
+          </w:tcPr>
+          <w:p>
+            <w:r>
+              <w:rPr>
+                <w:sz w:val="20"/>
+              </w:rPr>
+            </w:r>
+            <w:r>
+              <w:rPr>
+                <w:sz w:val="20"/>
+              </w:rPr>
+              <w:t xml:space="preserve">Project overview shown first; </w:t>
+            </w:r>
+            <w:r>
+              <w:rPr>
+                <w:b/>
+                <w:sz w:val="20"/>
+              </w:rPr>
+              <w:t>Start Conversation</w:t>
+            </w:r>
+            <w:r>
+              <w:rPr>
+                <w:sz w:val="20"/>
+              </w:rPr>
+              <w:t xml:space="preserve"> opens chat</w:t>
+            </w:r>
+          </w:p>
+        </w:tc>
+      </w:tr>
+      <w:tr>
+        <w:tc>
+          <w:tcPr>
+            <w:tcW w:type="dxa" w:w="4320"/>
+          </w:tcPr>
+          <w:p>
+            <w:r>
+              <w:rPr>
+                <w:sz w:val="20"/>
+              </w:rPr>
+            </w:r>
+            <w:r>
+              <w:rPr>
+                <w:sz w:val="20"/>
+              </w:rPr>
               <w:t>Chat history</w:t>
             </w:r>
           </w:p>
@@ -855,7 +906,24 @@
         <w:t>http://localhost:8501</w:t>
       </w:r>
       <w:r>
-        <w:t>.</w:t>
+        <w:t xml:space="preserve"> (local deployment only).</w:t>
+      </w:r>
+    </w:p>
+    <w:p>
+      <w:pPr>
+        <w:pStyle w:val="ListNumber"/>
+      </w:pPr>
+      <w:r>
+        <w:t xml:space="preserve">Click </w:t>
+      </w:r>
+      <w:r>
+        <w:rPr>
+          <w:b/>
+        </w:rPr>
+        <w:t>Start Conversation</w:t>
+      </w:r>
+      <w:r>
+        <w:t xml:space="preserve"> on the welcome page before testing chat.</w:t>
       </w:r>
     </w:p>
     <w:p>
